--- a/example_articles/states/West Virginia/6.states_West Virginia_Other_publisher.docx
+++ b/example_articles/states/West Virginia/6.states_West Virginia_Other_publisher.docx
@@ -27,17 +27,17 @@
     </w:p>
     <w:p>
       <w:r>
-        <w:t>Source File: Other publishers/Files (500) (9).DOCX</w:t>
+        <w:t>Source file: Other publishers/Files (500) (9).DOCX</w:t>
       </w:r>
     </w:p>
     <w:p>
       <w:r>
-        <w:t>Raw locations result: ['West Virginia']</w:t>
+        <w:t>Raw locations result, 'locations': ['West Virginia']</w:t>
       </w:r>
     </w:p>
     <w:p>
       <w:r>
-        <w:t>states_stand_flat (Standardized): West Virginia</w:t>
+        <w:t>Standardized locations result, 'states_stand_flat': West Virginia</w:t>
       </w:r>
     </w:p>
     <w:p>

--- a/example_articles/states/West Virginia/6.states_West Virginia_Other_publisher.docx
+++ b/example_articles/states/West Virginia/6.states_West Virginia_Other_publisher.docx
@@ -7,7 +7,7 @@
         <w:pStyle w:val="Heading1"/>
       </w:pPr>
       <w:r>
-        <w:t>Anti-gay crimes up</w:t>
+        <w:t>OBAMA DEFENDS HIS PATRIOTISM, QUARRELS WITH GOP'S MCCAIN</w:t>
       </w:r>
     </w:p>
     <w:p>
@@ -17,17 +17,17 @@
     </w:p>
     <w:p>
       <w:r>
-        <w:t>Date: 2008-10-28</w:t>
+        <w:t>Date: 2008-05-13</w:t>
       </w:r>
     </w:p>
     <w:p>
       <w:r>
-        <w:t>Section: NEWS; Pg. 5A</w:t>
+        <w:t>Section: NATIONAL; THE ROAD TO THE WHITE HOUSE; Pg. A-2</w:t>
       </w:r>
     </w:p>
     <w:p>
       <w:r>
-        <w:t>Source file: Other publishers/Files (500) (9).DOCX</w:t>
+        <w:t>Source file: Other publishers/Files (500) (18).DOCX</w:t>
       </w:r>
     </w:p>
     <w:p>
@@ -49,23 +49,33 @@
     </w:p>
     <w:p>
       <w:r>
-        <w:t>Hate crimes against gays increased in 2007, up 6% from 2006, even though the overall number of hate crimes dropped slightly, the FBI reported Monday.</w:t>
+        <w:t>Wearing a flag lapel pin, Illinois Sen. Barack Obama emphasized his patriotism and support for a strong and humane military yesterday, while New York Sen. Hillary Rodham Clinton implored West Virginians to sustain her hopes of somehow denying him the Democratic presidential nomination.</w:t>
         <w:br/>
-        <w:t>There were 7,624 hate crimes reported in 2007, down 1% from 2006. Crimes based on sexual orientation -- 1,265 in 2007 -- have been rising since 2005. A hate crime is one motivated by bias against a person's race, religion, sexual orientation or other status.</w:t>
+        <w:t>Mr. Obama expects Mrs. Clinton to win today's primary in West Virginia, which has large numbers of working-class whites -- a group that usually backs the former first lady -- as well as a strong military tradition. He used his visit to Charleston to combat critics' claims that he is not particularly patriotic or ready to be commander in chief, in part because he never served in the military, usually does not wear a flag pin and opposed the Iraq war from the start.</w:t>
         <w:br/>
-        <w:t>"Until we make laws that make it clear these attacks are not OK, the nation will continue to be scarred," says Neil Giuliano, president of the Gay &amp; Lesbian Alliance Against Defamation. In 19 states, hate-crime laws don't cover sexual orientation.</w:t>
+        <w:t>Mr. Obama broke from his usual practice by wearing the flag pin and reading his speech instead of talking without notes. He told several thousand people at the Charleston Civic Center that patriotism means more than saluting flags and holding parades. He criticized the presumptive Republican presidential nominee, Arizona Sen. John McCain, for opposing a Democratic bill to expand education benefits for veterans.</w:t>
         <w:br/>
-        <w:t>Other changes in 2007:</w:t>
+        <w:t>"At a time when we're facing the largest homecoming since the Second World War," Mr. Obama said of veterans returning from Iraq and Afghanistan, "the true test of our patriotism is whether we will serve our returning heroes as well as they've served us."</w:t>
         <w:br/>
-        <w:t>*Race-related incidents, 51% of the reported hate crimes, fell 3%.</w:t>
+        <w:t>Pointing to the Bush administration, he said, "we know that over the last eight years we've already fallen short of meeting this test." He cited once-shabby conditions at such facilities as Walter Reed Army Medical Center, and long waits and bureaucratic obstacles facing many who seek care from Veterans Affairs.</w:t>
         <w:br/>
-        <w:t>*Incidents against Latinos increased for the fourth year, from 426 in 2003 to 595.</w:t>
+        <w:t>"When our troops go into battle, they serve no faction," Mr. Obama said. "They serve no party. They represent no race or region. They are simply Americans."</w:t>
         <w:br/>
-        <w:t>*Bias incidents against Asians increased 4%, from 181 to 188.</w:t>
+        <w:t>He proposed expanded veterans' benefits for health care, education, housing and psychiatric treatment. He said Mr. McCain opposes a Democratic-crafted bill to expand education benefits "because he thinks it's too generous."</w:t>
         <w:br/>
-        <w:t>*Crimes against Muslims declined 26% to 115 incidents. In 2001, there were 481. Jack Levin, a criminologist at Northeastern University in Boston, says that drop shows the effect of 9/11 waning.</w:t>
+        <w:t>Mr. McCain's campaign said the Arizona senator backs a superior Republican alternative that enhances benefits for those who stay longer in the military, thereby encouraging recruitment and retention of troops.</w:t>
         <w:br/>
-        <w:t>Latinos and Asians, he says, are likely to be targets as the economy worsens. "Working-class Americans feel they have to compete more with immigrants," Levin says.</w:t>
+        <w:t>Mrs. Clinton planned four campaign stops in West Virginia yesterday, hoping for a big margin today that could slow the continuing drift of Democratic superdelegates to Mr. Obama's camp. Implying that the party could lose in November if he is the nominee, Mrs. Clinton told patrons of Tudor's Biscuit World in Charleston: "I keep telling people, no Democrat has won the White House since 1916 without winning West Virginia."</w:t>
+        <w:br/>
+        <w:t>Mr. Obama's campaign announced yesterday that he will visit politically neglected Florida and Michigan, as he pivots to a general election strategy. It will be his first time in either state since signing a pledge nine months ago not to campaign in them because they violated national party rules with early primaries.</w:t>
+        <w:br/>
+        <w:t>All the Democratic presidential candidates agreed to boycott Michigan and Florida. Mrs. Clinton won both states, although Mr. Obama's name was not on the Michigan ballot, and no delegates were awarded. Restoring the delegates is a major part of the Clinton's longshot nomination strategy.</w:t>
+        <w:br/>
+        <w:t>Mrs. Clinton's last best hope is to use strong showings in West Virginia and Kentucky to make the case that Mr. Obama is weak among key Democratic constituents.</w:t>
+        <w:br/>
+        <w:t>Mr. Obama's campaign announced a five-state tour over the next two weeks that includes stops in remaining primary states South Dakota and Oregon, but is dominated by swing states where he hopes to run well against Mr. McCain.</w:t>
+        <w:br/>
+        <w:t>Mr. Obama leads in delegates needed to secure the Democratic nomination. He'll try to rebound from today's expected West Virginia loss by campaigning this week in Missouri, a state President Bush won in 2000 and 2004.</w:t>
       </w:r>
     </w:p>
     <w:sectPr>

--- a/example_articles/states/West Virginia/6.states_West Virginia_Other_publisher.docx
+++ b/example_articles/states/West Virginia/6.states_West Virginia_Other_publisher.docx
@@ -7,7 +7,7 @@
         <w:pStyle w:val="Heading1"/>
       </w:pPr>
       <w:r>
-        <w:t>OBAMA DEFENDS HIS PATRIOTISM, QUARRELS WITH GOP'S MCCAIN</w:t>
+        <w:t>A CENTURY AGO: BACKLASH AND BLOODSHED IN WEST VIRGINIA</w:t>
       </w:r>
     </w:p>
     <w:p>
@@ -17,17 +17,17 @@
     </w:p>
     <w:p>
       <w:r>
-        <w:t>Date: 2008-05-13</w:t>
+        <w:t>Date: 2021-08-22</w:t>
       </w:r>
     </w:p>
     <w:p>
       <w:r>
-        <w:t>Section: NATIONAL; THE ROAD TO THE WHITE HOUSE; Pg. A-2</w:t>
+        <w:t>Section: OPINION; Pg. D-3</w:t>
       </w:r>
     </w:p>
     <w:p>
       <w:r>
-        <w:t>Source file: Other publishers/Files (500) (18).DOCX</w:t>
+        <w:t>Source file: Other publishers/Files (500) (4).DOCX</w:t>
       </w:r>
     </w:p>
     <w:p>
@@ -49,33 +49,43 @@
     </w:p>
     <w:p>
       <w:r>
-        <w:t>Wearing a flag lapel pin, Illinois Sen. Barack Obama emphasized his patriotism and support for a strong and humane military yesterday, while New York Sen. Hillary Rodham Clinton implored West Virginians to sustain her hopes of somehow denying him the Democratic presidential nomination.</w:t>
+        <w:t>One thing had led to another, and one confrontation of company-dispatched detectives and miners had led to another - truly the tensions were high and 10 were dead - and eventually open warfare broke out in the southern coalfields of West Virginia. The security forces were determined, the miners armed, the conflict brutal and deadly. President Warren G. Harding dispatched single-propeller De Havilland-4 World War I bomber biplanes from the Army Air Service's 88th Aero Squadron as a show of force. Miners commandeered trains and used them to bring combatants to the front. Some of them traveled on the roofs of the train cars themselves.</w:t>
         <w:br/>
-        <w:t>Mr. Obama expects Mrs. Clinton to win today's primary in West Virginia, which has large numbers of working-class whites -- a group that usually backs the former first lady -- as well as a strong military tradition. He used his visit to Charleston to combat critics' claims that he is not particularly patriotic or ready to be commander in chief, in part because he never served in the military, usually does not wear a flag pin and opposed the Iraq war from the start.</w:t>
+        <w:t>The conflict is known as the Battle of Blair Mountain, but it is more accurate to say that the uprising - the largest domestic armed insurrection since the Civil War - is hardly known at all today, all the more remarkable given the scope of the combat: As many as 100 people were killed in fighting pitting massive military and volunteer forces against 10,000 miners. Even the legacy of the episode is a matter of contemporary contention, though the battle occurred exactly a century ago - and though the ripples from that 1921 conflict reach us still.</w:t>
         <w:br/>
-        <w:t>Mr. Obama broke from his usual practice by wearing the flag pin and reading his speech instead of talking without notes. He told several thousand people at the Charleston Civic Center that patriotism means more than saluting flags and holding parades. He criticized the presumptive Republican presidential nominee, Arizona Sen. John McCain, for opposing a Democratic bill to expand education benefits for veterans.</w:t>
+        <w:t>This Labor Day, the United Mine Workers and history-minded West Virginians are planning a concert, march and rally to commemorate what organizers call "the suppressed history of the Mine Wars and Blair Mountain." But the story of Blair Mountain and the lessons of the warfare that broke out there are for all of us beyond the Mountaineer State. At a time when Americans are giving fresh attention to forgotten elements of our history, this is a tale worth recalling - and retelling.</w:t>
         <w:br/>
-        <w:t>"At a time when we're facing the largest homecoming since the Second World War," Mr. Obama said of veterans returning from Iraq and Afghanistan, "the true test of our patriotism is whether we will serve our returning heroes as well as they've served us."</w:t>
+        <w:t>Indeed, a third of a century ago, movie director John Sayles, reminiscing about his film "Matewan" starring Chris Cooper, James Earl Jones and Mary McDonnell, about the conflict in those faraway hills, employed an idiom that is part of today's history wars. "When a colonized people learn they can fight back together," he said, "life can never again be so comfortable for their exploiters."</w:t>
         <w:br/>
-        <w:t>Pointing to the Bush administration, he said, "we know that over the last eight years we've already fallen short of meeting this test." He cited once-shabby conditions at such facilities as Walter Reed Army Medical Center, and long waits and bureaucratic obstacles facing many who seek care from Veterans Affairs.</w:t>
+        <w:t>The conflict had its origins in the generations-long discord between miners and mine owners, but its trigger was the dispatch of a private security force from the Baldwin-Felts detective agency to evict miners from houses owned by the Stone Mountain Coal Co. in Matewan, W.Va., in 1920. Miners mobilized to oppose them. A verbal fight became a gunfight, men were killed in the streets, passions were inflamed, a pro-miner sheriff was killed by Baldwin-Felts agents, and thousands of enraged miners set out marching to Mingo County.</w:t>
         <w:br/>
-        <w:t>"When our troops go into battle, they serve no faction," Mr. Obama said. "They serve no party. They represent no race or region. They are simply Americans."</w:t>
+        <w:t>The goal of their procession: to end the power of the coal companies, as Charles B. Keeney III, a historian at Southern West Virginia Community and Technical College and the great-grandson of Frank Keeney, the labor leader in the struggle, put it, "to rule the coal fields as a police state in which the right to free speech, assembly, and other basic rights were forfeited as a condition of employment."</w:t>
         <w:br/>
-        <w:t>He proposed expanded veterans' benefits for health care, education, housing and psychiatric treatment. He said Mr. McCain opposes a Democratic-crafted bill to expand education benefits "because he thinks it's too generous."</w:t>
+        <w:t>At one point, the miners appealed to Gov. E.F. Morgan, himself convinced that "moonshine liquor, pistol-toting and automobiles" were the cause of lawlessness in his state and that the miners had mobilized "for the sole purpose of terrorizing the government."</w:t>
         <w:br/>
-        <w:t>Mr. McCain's campaign said the Arizona senator backs a superior Republican alternative that enhances benefits for those who stay longer in the military, thereby encouraging recruitment and retention of troops.</w:t>
+        <w:t>"You can expect no help from such a goddamn dirty coward," the labor organizer Mother Jones warned. "Unless he gets rid of these goddamn Baldwin-Felts mine guard thugs, there is going to be one hell of a lot of bloodletting in these hills." Later, when the governor persuaded her to urge the miners to avoid bloodshed, the miners condemned her as a "sellout" and "traitor."</w:t>
         <w:br/>
-        <w:t>Mrs. Clinton planned four campaign stops in West Virginia yesterday, hoping for a big margin today that could slow the continuing drift of Democratic superdelegates to Mr. Obama's camp. Implying that the party could lose in November if he is the nominee, Mrs. Clinton told patrons of Tudor's Biscuit World in Charleston: "I keep telling people, no Democrat has won the White House since 1916 without winning West Virginia."</w:t>
+        <w:t>The marchers, Heber Blankenhorn of the progressive magazine The Nation reported, were mountaineers "in blue overalls or parts of khaki uniform, carrying rifles as casually as picks or sticks." He said that they had "come to believe that certain persons have been taking the law pretty completely into their own hands. They retaliate in kind."</w:t>
         <w:br/>
-        <w:t>Mr. Obama's campaign announced yesterday that he will visit politically neglected Florida and Michigan, as he pivots to a general election strategy. It will be his first time in either state since signing a pledge nine months ago not to campaign in them because they violated national party rules with early primaries.</w:t>
+        <w:t>This presented a challenge to newly inaugurated President Harding, for here, in the characterization of University of Massachusetts, Boston, historian James Green, was the making of "mortal combat on American soil just 200 miles from the nation's capital."</w:t>
         <w:br/>
-        <w:t>All the Democratic presidential candidates agreed to boycott Michigan and Florida. Mrs. Clinton won both states, although Mr. Obama's name was not on the Michigan ballot, and no delegates were awarded. Restoring the delegates is a major part of the Clinton's longshot nomination strategy.</w:t>
+        <w:t>The result was the largest peacetime deployment of American military power since the Pine Ridge massacre, the 1890 Army effort to dislodge the Ghost Dance movement from Lakota Sioux land. It also may have been the greatest challenge to the power of American business and industry in history.</w:t>
         <w:br/>
-        <w:t>Mrs. Clinton's last best hope is to use strong showings in West Virginia and Kentucky to make the case that Mr. Obama is weak among key Democratic constituents.</w:t>
+        <w:t>"The airplanes zoomed and dropped bombs on the rocks," James M. Cain, author of "The Postman Always Rings Twice" (1934) and "Double Indemnity" (1936), would write two years later. "The machine guns went put, put, put; the rifle fire never ceased. The noise was superb." An abundance of force put down the rebellion, and it wasn't until more than a dozen years later that the New Deal administration of Franklin Delano Roosevelt opened the way to unionization in the mines. One song of the time proclaimed:</w:t>
         <w:br/>
-        <w:t>Mr. Obama's campaign announced a five-state tour over the next two weeks that includes stops in remaining primary states South Dakota and Oregon, but is dominated by swing states where he hopes to run well against Mr. McCain.</w:t>
+        <w:t>President Roosevelt is a friend to the laborin' men,</w:t>
         <w:br/>
-        <w:t>Mr. Obama leads in delegates needed to secure the Democratic nomination. He'll try to rebound from today's expected West Virginia loss by campaigning this week in Missouri, a state President Bush won in 2000 and 2004.</w:t>
+        <w:t>Gives us the right to organize an' be real union men.</w:t>
+        <w:br/>
+        <w:t>In his "The Battle of Blair Mountain" (2004), the writer Robert Shogun said the lesson of the West Virginia mining conflict, and of auto workers' 1936 and 1937 sit-downs against General Motors in Michigan, was that "in the land of the free, working-class gains can be made only by playing by middle-class rules, rules that demand respect for property and profit."</w:t>
+        <w:br/>
+        <w:t>The Blair Mountain site was nominated to be on the National Register of Historic Places and actually was placed there 12 years ago, but even that was a matter of contention. Massey Energy CEO Don Blankenship and other mine leaders fought the decision, legal action ensued, and federal authorities de-listed it, restoring it only three years ago.</w:t>
+        <w:br/>
+        <w:t>"We had our mail opened, we were followed by police, we were threatened with violence, and my computer was hacked six times," said Keeney, who pushed for the decision. "If you cannot believe that, you know absolutely nothing about West Virginia."</w:t>
+        <w:br/>
+        <w:t>The restoration came with an ironic twist: The decision prohibits surface mining on the acreage covered by the Blair Mountain entry into the register, but it remains possible that underground mining operations could occur in other areas on the battlefield.</w:t>
+        <w:br/>
+        <w:t>David M. Shribman is executive editor emeritus of the Post-Gazette and a nationally syndicated columnist. He is scholar-in-residence at Carnegie Mellon University (dshribman@post-gazette.com).</w:t>
       </w:r>
     </w:p>
     <w:sectPr>

--- a/example_articles/states/West Virginia/6.states_West Virginia_Other_publisher.docx
+++ b/example_articles/states/West Virginia/6.states_West Virginia_Other_publisher.docx
@@ -7,7 +7,7 @@
         <w:pStyle w:val="Heading1"/>
       </w:pPr>
       <w:r>
-        <w:t>A CENTURY AGO: BACKLASH AND BLOODSHED IN WEST VIRGINIA</w:t>
+        <w:t>Blowout bolsters Clinton resolve; W.Va. shows hurdles for Obama in the fall</w:t>
       </w:r>
     </w:p>
     <w:p>
@@ -17,17 +17,17 @@
     </w:p>
     <w:p>
       <w:r>
-        <w:t>Date: 2021-08-22</w:t>
+        <w:t>Date: 2008-05-14</w:t>
       </w:r>
     </w:p>
     <w:p>
       <w:r>
-        <w:t>Section: OPINION; Pg. D-3</w:t>
+        <w:t>Section: NEWS; Pg. 1A</w:t>
       </w:r>
     </w:p>
     <w:p>
       <w:r>
-        <w:t>Source file: Other publishers/Files (500) (4).DOCX</w:t>
+        <w:t>Source file: Other publishers/Files (500) (14).DOCX</w:t>
       </w:r>
     </w:p>
     <w:p>
@@ -49,43 +49,39 @@
     </w:p>
     <w:p>
       <w:r>
-        <w:t>One thing had led to another, and one confrontation of company-dispatched detectives and miners had led to another - truly the tensions were high and 10 were dead - and eventually open warfare broke out in the southern coalfields of West Virginia. The security forces were determined, the miners armed, the conflict brutal and deadly. President Warren G. Harding dispatched single-propeller De Havilland-4 World War I bomber biplanes from the Army Air Service's 88th Aero Squadron as a show of force. Miners commandeered trains and used them to bring combatants to the front. Some of them traveled on the roofs of the train cars themselves.</w:t>
+        <w:t>Hillary Rodham Clinton crushed Barack Obama by more than 2-1 in the West Virginia primary Tuesday -- a victory that was surely personally satisfying but came as the Democratic presidential nomination is nearly in the grasp of her rival.</w:t>
         <w:br/>
-        <w:t>The conflict is known as the Battle of Blair Mountain, but it is more accurate to say that the uprising - the largest domestic armed insurrection since the Civil War - is hardly known at all today, all the more remarkable given the scope of the combat: As many as 100 people were killed in fighting pitting massive military and volunteer forces against 10,000 miners. Even the legacy of the episode is a matter of contemporary contention, though the battle occurred exactly a century ago - and though the ripples from that 1921 conflict reach us still.</w:t>
+        <w:t>"There are some who have wanted to cut this race short," Clinton told raucous, cheering supporters in Charleston, but she left no doubt she plans to stay in the race through the final contests.</w:t>
         <w:br/>
-        <w:t>This Labor Day, the United Mine Workers and history-minded West Virginians are planning a concert, march and rally to commemorate what organizers call "the suppressed history of the Mine Wars and Blair Mountain." But the story of Blair Mountain and the lessons of the warfare that broke out there are for all of us beyond the Mountaineer State. At a time when Americans are giving fresh attention to forgotten elements of our history, this is a tale worth recalling - and retelling.</w:t>
+        <w:t>"I am more determined than ever to carry on this campaign until everyone has had a chance to make their voices heard," she said, calling herself a stronger candidate in a general election and a better-prepared president.</w:t>
         <w:br/>
-        <w:t>Indeed, a third of a century ago, movie director John Sayles, reminiscing about his film "Matewan" starring Chris Cooper, James Earl Jones and Mary McDonnell, about the conflict in those faraway hills, employed an idiom that is part of today's history wars. "When a colonized people learn they can fight back together," he said, "life can never again be so comfortable for their exploiters."</w:t>
+        <w:t>Obama, who had made just three campaign stops in West Virginia, was campaigning instead in Cape Girardeau, Mo. -- a battleground state in the fall -- and focusing on presumptive Republican nominee John McCain.</w:t>
         <w:br/>
-        <w:t>The conflict had its origins in the generations-long discord between miners and mine owners, but its trigger was the dispatch of a private security force from the Baldwin-Felts detective agency to evict miners from houses owned by the Stone Mountain Coal Co. in Matewan, W.Va., in 1920. Miners mobilized to oppose them. A verbal fight became a gunfight, men were killed in the streets, passions were inflamed, a pro-miner sheriff was killed by Baldwin-Felts agents, and thousands of enraged miners set out marching to Mingo County.</w:t>
+        <w:t>"There is a lot of talk these days about how the Democratic party is divided," he said, "but I'm not worried because I know that we'll be able to come together quickly behind a common purpose."</w:t>
         <w:br/>
-        <w:t>The goal of their procession: to end the power of the coal companies, as Charles B. Keeney III, a historian at Southern West Virginia Community and Technical College and the great-grandson of Frank Keeney, the labor leader in the struggle, put it, "to rule the coal fields as a police state in which the right to free speech, assembly, and other basic rights were forfeited as a condition of employment."</w:t>
+        <w:t>Still, surveys of voters as they left polling places spotlighted Obama's difficulty in winning over white, working-class voters who have been a mainstay of Clinton's support and who dominate the Mountain State's electorate.</w:t>
         <w:br/>
-        <w:t>At one point, the miners appealed to Gov. E.F. Morgan, himself convinced that "moonshine liquor, pistol-toting and automobiles" were the cause of lawlessness in his state and that the miners had mobilized "for the sole purpose of terrorizing the government."</w:t>
+        <w:t>She won white women by 3-1 and white men by 2-1. Whites without a college degree voted for her by 3-1.</w:t>
         <w:br/>
-        <w:t>"You can expect no help from such a goddamn dirty coward," the labor organizer Mother Jones warned. "Unless he gets rid of these goddamn Baldwin-Felts mine guard thugs, there is going to be one hell of a lot of bloodletting in these hills." Later, when the governor persuaded her to urge the miners to avoid bloodshed, the miners condemned her as a "sellout" and "traitor."</w:t>
+        <w:t>Seven of 10 voters said Clinton shared their core values; fewer than half said that of Obama. Race was also a factor: One in five said it was important in their vote. Of those, 85% backed Clinton.</w:t>
         <w:br/>
-        <w:t>The marchers, Heber Blankenhorn of the progressive magazine The Nation reported, were mountaineers "in blue overalls or parts of khaki uniform, carrying rifles as casually as picks or sticks." He said that they had "come to believe that certain persons have been taking the law pretty completely into their own hands. They retaliate in kind."</w:t>
+        <w:t>A third of Clinton supporters said they would vote for Obama in November if he is nominated. Nearly as many said they would defect to McCain. A quarter said they'd stay home.</w:t>
         <w:br/>
-        <w:t>This presented a challenge to newly inaugurated President Harding, for here, in the characterization of University of Massachusetts, Boston, historian James Green, was the making of "mortal combat on American soil just 200 miles from the nation's capital."</w:t>
+        <w:t>Obama's campaign distributed a strategy memo that downplayed the importance of West Virginia's 28 delegates, likely to split 20 for her, eight for him. Over the past week, the memo noted, Obama had been endorsed by 27 of the party leaders known as superdelegates.</w:t>
         <w:br/>
-        <w:t>The result was the largest peacetime deployment of American military power since the Pine Ridge massacre, the 1890 Army effort to dislodge the Ghost Dance movement from Lakota Sioux land. It also may have been the greatest challenge to the power of American business and industry in history.</w:t>
+        <w:t>Before West Virginia's delegates were allocated, Obama was 150 delegates short of the 2,025 needed for nomination, an almost insurmountable lead.</w:t>
         <w:br/>
-        <w:t>"The airplanes zoomed and dropped bombs on the rocks," James M. Cain, author of "The Postman Always Rings Twice" (1934) and "Double Indemnity" (1936), would write two years later. "The machine guns went put, put, put; the rifle fire never ceased. The noise was superb." An abundance of force put down the rebellion, and it wasn't until more than a dozen years later that the New Deal administration of Franklin Delano Roosevelt opened the way to unionization in the mines. One song of the time proclaimed:</w:t>
+        <w:t>Kentucky and Oregon hold primaries next Tuesday, followed by Puerto Rico on June 1 and the concluding contests in Montana and South Dakota on June 3. Former Democratic national chairman Roy Romer endorsed Obama on Tuesday with a plea for Clinton to drop out.</w:t>
         <w:br/>
-        <w:t>President Roosevelt is a friend to the laborin' men,</w:t>
+        <w:t xml:space="preserve">"Hillary Clinton has been a very strong and formidable candidate ... but the math is controlling," the former Colorado governor said. He said it was "time for the party to unify, to get beyond the primary season and begin the general election." </w:t>
         <w:br/>
-        <w:t>Gives us the right to organize an' be real union men.</w:t>
         <w:br/>
-        <w:t>In his "The Battle of Blair Mountain" (2004), the writer Robert Shogun said the lesson of the West Virginia mining conflict, and of auto workers' 1936 and 1937 sit-downs against General Motors in Michigan, was that "in the land of the free, working-class gains can be made only by playing by middle-class rules, rules that demand respect for property and profit."</w:t>
+        <w:t>Graphic</w:t>
         <w:br/>
-        <w:t>The Blair Mountain site was nominated to be on the National Register of Historic Places and actually was placed there 12 years ago, but even that was a matter of contention. Massey Energy CEO Don Blankenship and other mine leaders fought the decision, legal action ensued, and federal authorities de-listed it, restoring it only three years ago.</w:t>
         <w:br/>
-        <w:t>"We had our mail opened, we were followed by police, we were threatened with violence, and my computer was hacked six times," said Keeney, who pushed for the decision. "If you cannot believe that, you know absolutely nothing about West Virginia."</w:t>
+        <w:t xml:space="preserve"> </w:t>
         <w:br/>
-        <w:t>The restoration came with an ironic twist: The decision prohibits surface mining on the acreage covered by the Blair Mountain entry into the register, but it remains possible that underground mining operations could occur in other areas on the battlefield.</w:t>
-        <w:br/>
-        <w:t>David M. Shribman is executive editor emeritus of the Post-Gazette and a nationally syndicated columnist. He is scholar-in-residence at Carnegie Mellon University (dshribman@post-gazette.com).</w:t>
+        <w:t>PHOTO, Color, Robyn Beck, AFP/Getty Images</w:t>
       </w:r>
     </w:p>
     <w:sectPr>
